--- a/worksheets/RP_Lesson4_Testing_Worksheet.docx
+++ b/worksheets/RP_Lesson4_Testing_Worksheet.docx
@@ -576,7 +576,7 @@
                 <w:sz w:val="21"/>
                 <w:szCs w:val="21"/>
               </w:rPr>
-              <w:t xml:space="preserve">The factorial program on station 6 contains syntax and logic errors. How many can you find before you start?</w:t>
+              <w:t xml:space="preserve">The total cost program on station 6 contains syntax and logic errors. How many can you find before you start?</w:t>
             </w:r>
           </w:p>
           <w:tbl>
@@ -1345,7 +1345,7 @@
                 <w:sz w:val="21"/>
                 <w:szCs w:val="21"/>
               </w:rPr>
-              <w:t xml:space="preserve">Suggest three things you would test iteratively while writing the date validation program.</w:t>
+              <w:t xml:space="preserve">Suggest three things you would test iteratively while writing a date of birth validation program.</w:t>
             </w:r>
           </w:p>
           <w:tbl>
@@ -2485,7 +2485,7 @@
                 <w:sz w:val="21"/>
                 <w:szCs w:val="21"/>
               </w:rPr>
-              <w:t xml:space="preserve">Explain the logic error in the largest-number program and how to fix it.</w:t>
+              <w:t xml:space="preserve">Explain the logic error in the pass mark program and how to fix it.</w:t>
             </w:r>
           </w:p>
           <w:tbl>
@@ -2677,7 +2677,7 @@
                 <w:sz w:val="21"/>
                 <w:szCs w:val="21"/>
               </w:rPr>
-              <w:t xml:space="preserve">Find every error in the factorial program. For each one, give the line number, the error and its type.</w:t>
+              <w:t xml:space="preserve">Find every error in the total cost program. For each one, give the line number, the error and its type.</w:t>
             </w:r>
           </w:p>
           <w:tbl>
@@ -3590,7 +3590,7 @@
                       <w:sz w:val="21"/>
                       <w:szCs w:val="21"/>
                     </w:rPr>
-                    <w:t xml:space="preserve">while n &gt;= 1 with the colon missing</w:t>
+                    <w:t xml:space="preserve">while items &gt;= 1 with the colon missing</w:t>
                   </w:r>
                 </w:p>
               </w:tc>
@@ -3878,7 +3878,7 @@
                       <w:sz w:val="21"/>
                       <w:szCs w:val="21"/>
                     </w:rPr>
-                    <w:t xml:space="preserve">average = total / tests when tests is 0</w:t>
+                    <w:t xml:space="preserve">average = total / count when count is 0</w:t>
                   </w:r>
                 </w:p>
               </w:tc>
@@ -3950,7 +3950,7 @@
                       <w:sz w:val="21"/>
                       <w:szCs w:val="21"/>
                     </w:rPr>
-                    <w:t xml:space="preserve">Printing number1 as the largest when number1 &lt; number2</w:t>
+                    <w:t xml:space="preserve">Printing Fail when the score is above the pass mark</w:t>
                   </w:r>
                 </w:p>
               </w:tc>
@@ -4160,7 +4160,7 @@
                 <w:sz w:val="26"/>
                 <w:szCs w:val="26"/>
               </w:rPr>
-              <w:t xml:space="preserve">Workbook Task 2: iterative vs final testing</w:t>
+              <w:t xml:space="preserve">Iterative and final testing</w:t>
             </w:r>
           </w:p>
           <w:p>
@@ -4798,7 +4798,7 @@
                 <w:sz w:val="21"/>
                 <w:szCs w:val="21"/>
               </w:rPr>
-              <w:t xml:space="preserve">a)  Explain what is meant by the term iterative testing.  </w:t>
+              <w:t xml:space="preserve">a)  Describe what iterative testing is and when it happens.  </w:t>
             </w:r>
             <w:r>
               <w:rPr>
@@ -4950,7 +4950,7 @@
                 <w:sz w:val="21"/>
                 <w:szCs w:val="21"/>
               </w:rPr>
-              <w:t xml:space="preserve">b)  total = 32, tests = 0, average = total / tests. State the logic error.  </w:t>
+              <w:t xml:space="preserve">b)  A program calculates an average with average = total / count, where count is 0. State the logic error.  </w:t>
             </w:r>
             <w:r>
               <w:rPr>
@@ -5028,7 +5028,7 @@
                 <w:sz w:val="21"/>
                 <w:szCs w:val="21"/>
               </w:rPr>
-              <w:t xml:space="preserve">c)  Explain the term syntax error.  </w:t>
+              <w:t xml:space="preserve">c)  Describe what a syntax error is, and give an example.  </w:t>
             </w:r>
             <w:r>
               <w:rPr>
